--- a/flow/20230914_vu_template/В,У - Мінея/09-Вересень/08-__-Різдво_Богородиці.docx
+++ b/flow/20230914_vu_template/В,У - Мінея/09-Вересень/08-__-Різдво_Богородиці.docx
@@ -912,7 +912,7 @@
           <w:sz w:val="24"/>
           <w:szCs w:val="24"/>
         </w:rPr>
-        <w:t>ь чоловік до свого діла,* і до своєї праці аж до вечора.</w:t>
+        <w:t>ь людина до свого діла,* і до своєї праці аж до вечора.</w:t>
       </w:r>
     </w:p>
     <w:p>
@@ -1461,7 +1461,7 @@
           <w:sz w:val="24"/>
           <w:szCs w:val="24"/>
         </w:rPr>
-        <w:t xml:space="preserve">и твоєї, але вислухай, Господи, усі наші спасенні прохання, і вчини нас достойними любити і боятися тебе від усього серця нашого і творити в усьому волю твою. Бо ти є добрий і чоловіколюбний Бог, і тобі славу віддаємо: Отцю, і Сину, і Святому Духові, нині </w:t>
+        <w:t xml:space="preserve">и твоєї, але вислухай, Господи, усі наші спасенні прохання, і вчини нас достойними любити і боятися тебе від усього серця нашого і творити в усьому волю твою. Бо ти є добрий і людинолюбний Бог, і тобі славу віддаємо: Отцю, і Сину, і Святому Духові, нині </w:t>
       </w:r>
       <w:r>
         <w:rPr>
@@ -1550,7 +1550,7 @@
           <w:sz w:val="24"/>
           <w:szCs w:val="24"/>
         </w:rPr>
-        <w:t xml:space="preserve">аєш думки людські, що відаєш те, чого ми потребуємо, і багато більше, ніж ми просимо, або розуміємо. Самий ти, чоловіколюбний Царю, у всьому добрий, задовольни нас багатством твоїх </w:t>
+        <w:t xml:space="preserve">аєш думки людські, що відаєш те, чого ми потребуємо, і багато більше, ніж ми просимо, або розуміємо. Самий ти, людинолюбний Царю, у всьому добрий, задовольни нас багатством твоїх </w:t>
       </w:r>
       <w:proofErr w:type="spellStart"/>
       <w:r>
@@ -1683,7 +1683,7 @@
           <w:sz w:val="24"/>
           <w:szCs w:val="24"/>
         </w:rPr>
-        <w:t>чоловіколюб'ям</w:t>
+        <w:t>людинолюб'ям</w:t>
       </w:r>
       <w:proofErr w:type="spellEnd"/>
       <w:r>
@@ -1746,7 +1746,7 @@
           <w:sz w:val="24"/>
           <w:szCs w:val="24"/>
         </w:rPr>
-        <w:t xml:space="preserve"> ласками впродовж цього дня, остерігши нас від усякого лиха! Дай нам і решту непорочно докінчити перед святою твоєю славою і величати тебе одного і доброго, і чоловік</w:t>
+        <w:t xml:space="preserve"> ласками впродовж цього дня, остерігши нас від усякого лиха! Дай нам і решту непорочно докінчити перед святою твоєю славою і величати тебе одного і доброго, і людина</w:t>
       </w:r>
       <w:r>
         <w:rPr>
@@ -1790,7 +1790,7 @@
           <w:sz w:val="24"/>
           <w:szCs w:val="24"/>
         </w:rPr>
-        <w:t>ремив світло від темряви і сонце поклав, щоб правити днем, а місяць і зорі, щоб володіли ніччю, нас же грішних вчинив достойними і в теперішню годину стати перед твоїм обличчям, щоб тебе визнавати і принести тобі вечірнє славослов'я. Направ, Чоловіколюбче,</w:t>
+        <w:t>ремив світло від темряви і сонце поклав, щоб правити днем, а місяць і зорі, щоб володіли ніччю, нас же грішних вчинив достойними і в теперішню годину стати перед твоїм обличчям, щоб тебе визнавати і принести тобі вечірнє славослов'я. Направ, Людинолюбче,</w:t>
       </w:r>
       <w:r>
         <w:rPr>
@@ -1832,7 +1832,7 @@
           <w:sz w:val="24"/>
           <w:szCs w:val="24"/>
         </w:rPr>
-        <w:t>оти, приносячи твоєму милосердю молитви і моління, за наші і всіх твоїх людей провини. Відвідай їх задля молитов святої Богородиці. Бо ти є добрий і чоловіколюбний Бог, і тобі віддаємо славу: Отцю, і Сину, і Святому Духові, нині і повсякчас, і на віки вікі</w:t>
+        <w:t>оти, приносячи твоєму милосердю молитви і моління, за наші і всіх твоїх людей провини. Відвідай їх задля молитов святої Богородиці. Бо ти є добрий і людинолюбний Бог, і тобі віддаємо славу: Отцю, і Сину, і Святому Духові, нині і повсякчас, і на віки вікі</w:t>
       </w:r>
       <w:r>
         <w:rPr>
@@ -7963,7 +7963,7 @@
           <w:sz w:val="24"/>
           <w:szCs w:val="24"/>
         </w:rPr>
-        <w:t>Творець.* З неї Бог приймає те, що чуже його природі,* і заблуканим вчиняє спасіння своїм тілом,* − Христос чоловіколюбець і визволитель душ наших.</w:t>
+        <w:t>Творець.* З неї Бог приймає те, що чуже його природі,* і заблуканим вчиняє спасіння своїм тілом,* − Христос людинаолюбець і визволитель душ наших.</w:t>
       </w:r>
     </w:p>
     <w:p>
@@ -8338,7 +8338,7 @@
           <w:sz w:val="24"/>
           <w:szCs w:val="24"/>
         </w:rPr>
-        <w:t>Добрий Чоловіколюбче Царю, що все благословляєш! Молимось тобі наполегливо, серцем сокрушеним і духом смиренним: Благослови наші входи і виходи, Христе, істинний Боже наш. Бо прихід твій і воз</w:t>
+        <w:t>Добрий Людинолюбче Царю, що все благословляєш! Молимось тобі наполегливо, серцем сокрушеним і духом смиренним: Благослови наші входи і виходи, Христе, істинний Боже наш. Бо прихід твій і воз</w:t>
       </w:r>
       <w:r>
         <w:rPr>
@@ -12086,7 +12086,7 @@
           <w:szCs w:val="24"/>
           <w:u w:val="single"/>
         </w:rPr>
-        <w:t xml:space="preserve">принести тобі вечірнє славослов'я. Направ, Чоловіколюбче, молитву нашу, немов кадило, перед тобою і прийми її, як благовонний запах. Дай нам мирний цей вечір і близьку вже ніч; зодягни нас у броню світла; визволь нас від нічного страху і всякої речі, що в </w:t>
+        <w:t xml:space="preserve">принести тобі вечірнє славослов'я. Направ, Людинолюбче, молитву нашу, немов кадило, перед тобою і прийми її, як благовонний запах. Дай нам мирний цей вечір і близьку вже ніч; зодягни нас у броню світла; визволь нас від нічного страху і всякої речі, що в </w:t>
       </w:r>
       <w:r>
         <w:rPr>
@@ -12388,7 +12388,7 @@
           <w:sz w:val="24"/>
           <w:szCs w:val="24"/>
         </w:rPr>
-        <w:t xml:space="preserve"> Господи, Боже наш, що прихилив небо і зійшов на спасіння людського роду! Зглянься на слуг твоїх і на спадкоємство твоє, бо перед тобою, страшним і чоловіколюбним Суддею, слуги твої схилили свої голови і зігнули свої шиї, не від людей очікуючи допомоги, ал</w:t>
+        <w:t xml:space="preserve"> Господи, Боже наш, що прихилив небо і зійшов на спасіння людського роду! Зглянься на слуг твоїх і на спадкоємство твоє, бо перед тобою, страшним і людинолюбним Суддею, слуги твої схилили свої голови і зігнули свої шиї, не від людей очікуючи допомоги, ал</w:t>
       </w:r>
       <w:r>
         <w:rPr>
@@ -15022,7 +15022,7 @@
           <w:sz w:val="24"/>
           <w:szCs w:val="24"/>
         </w:rPr>
-        <w:t>Спасителю наш, надіє всіх людей на землі і тих, що далеко на морі та в повітрі; будь, Владико, ласкавий нам у гріхах наших, і помилуй нас. Милостивий бо і чоловіколюбний Бог єси, і тобі славу віддаємо: Отцю, і Сину, і Святому Духові, нині і повсякчас, і на</w:t>
+        <w:t>Спасителю наш, надіє всіх людей на землі і тих, що далеко на морі та в повітрі; будь, Владико, ласкавий нам у гріхах наших, і помилуй нас. Милостивий бо і людинолюбний Бог єси, і тобі славу віддаємо: Отцю, і Сину, і Святому Духові, нині і повсякчас, і на</w:t>
       </w:r>
       <w:r>
         <w:rPr>
@@ -15291,7 +15291,7 @@
           <w:sz w:val="24"/>
           <w:szCs w:val="24"/>
         </w:rPr>
-        <w:t>я, Господи, помилуй нас і світ твій, і спаси душі наші, як благий і чоловіколюбець.</w:t>
+        <w:t>я, Господи, помилуй нас і світ твій, і спаси душі наші, як благий і людинолюбний.</w:t>
       </w:r>
     </w:p>
     <w:p>
@@ -17766,7 +17766,7 @@
           <w:sz w:val="24"/>
           <w:szCs w:val="24"/>
         </w:rPr>
-        <w:t>чоловіколюб'ям</w:t>
+        <w:t>людинолюб'ям</w:t>
       </w:r>
       <w:proofErr w:type="spellEnd"/>
       <w:r>
@@ -18230,7 +18230,7 @@
           <w:sz w:val="24"/>
           <w:szCs w:val="24"/>
         </w:rPr>
-        <w:t>, і всіх святих, помилує і спасе нас, як благий і чоловіколюбець.</w:t>
+        <w:t>, і всіх святих, помилує і спасе нас, як благий і людинолюбний.</w:t>
       </w:r>
     </w:p>
     <w:p>
@@ -19865,7 +19865,7 @@
           <w:sz w:val="24"/>
           <w:szCs w:val="24"/>
         </w:rPr>
-        <w:t>Мене залічено до тих, що сходять у яму.* Я став як чоловік, що допомоги не має.</w:t>
+        <w:t>Мене залічено до тих, що сходять у яму.* Я став як людина, що допомоги не має.</w:t>
       </w:r>
     </w:p>
     <w:p>
@@ -21957,7 +21957,7 @@
           <w:sz w:val="24"/>
           <w:szCs w:val="24"/>
         </w:rPr>
-        <w:t>єдиний ти маєш владу прощати гріхи. Серце ж чисте вчини в нас і Духом владичним утверди нас, і радість спасіння твого яви нам. Не відкинь нас від лиця твого, але дозволь, як Добрий і Чоловіколюбець, аж до останнього нашого віддиху появляти тобі жертву спра</w:t>
+        <w:t>єдиний ти маєш владу прощати гріхи. Серце ж чисте вчини в нас і Духом владичним утверди нас, і радість спасіння твого яви нам. Не відкинь нас від лиця твого, але дозволь, як Добрий і Людинолюбець, аж до останнього нашого віддиху появляти тобі жертву спра</w:t>
       </w:r>
       <w:r>
         <w:rPr>
@@ -21976,7 +21976,7 @@
           <w:sz w:val="24"/>
           <w:szCs w:val="24"/>
         </w:rPr>
-        <w:t>чоловіколюб'ям</w:t>
+        <w:t>людинолюб'ям</w:t>
       </w:r>
       <w:proofErr w:type="spellEnd"/>
       <w:r>
@@ -24516,7 +24516,7 @@
           <w:sz w:val="24"/>
           <w:szCs w:val="24"/>
         </w:rPr>
-        <w:t>Бо Ти благий і Чоловіколюбець Бог єси і Тобі славу возсилаємо Отцю, і Сину, і Святому Духові</w:t>
+        <w:t>Бо Ти благий і Людинолюбець Бог єси і Тобі славу возсилаємо Отцю, і Сину, і Святому Духові</w:t>
       </w:r>
       <w:r>
         <w:rPr>
@@ -29588,7 +29588,7 @@
           <w:szCs w:val="24"/>
           <w:u w:val="single"/>
         </w:rPr>
-        <w:t>, але дозволь, як Добрий і Чоловіколюбець, аж до останнього нашого віддиху появляти тобі жертву справедливости й приноси на святих твоїх жертовниках]</w:t>
+        <w:t>, але дозволь, як Добрий і Людинолюбець, аж до останнього нашого віддиху появляти тобі жертву справедливости й приноси на святих твоїх жертовниках]</w:t>
       </w:r>
     </w:p>
     <w:p>
@@ -42531,7 +42531,7 @@
           <w:sz w:val="24"/>
           <w:szCs w:val="24"/>
         </w:rPr>
-        <w:t>де в чому згрішили добровільно чи недобровільно, як добрий і чоловіколюбний Бог, прости і даруй нам земні й небесні добра твої:</w:t>
+        <w:t>де в чому згрішили добровільно чи недобровільно, як добрий і людинолюбний Бог, прости і даруй нам земні й небесні добра твої:</w:t>
       </w:r>
     </w:p>
     <w:p>
@@ -43009,7 +43009,7 @@
           <w:sz w:val="24"/>
           <w:szCs w:val="24"/>
         </w:rPr>
-        <w:t>, і всіх святих, помилує і спасе нас, як благий і чоловіколюбець.</w:t>
+        <w:t>, і всіх святих, помилує і спасе нас, як благий і людинолюбний.</w:t>
       </w:r>
     </w:p>
     <w:p>
